--- a/output/doc/06-冒充客服-远程控制询问笔录.docx
+++ b/output/doc/06-冒充客服-远程控制询问笔录.docx
@@ -853,7 +853,7 @@
                 <w:b w:val="0"/>
                 <w:sz w:val="19"/>
               </w:rPr>
-              <w:t>110101199703150064</w:t>
+              <w:t>ID_TEST_CASE_06</w:t>
             </w:r>
           </w:p>
         </w:tc>
@@ -909,7 +909,7 @@
                 <w:b w:val="0"/>
                 <w:sz w:val="19"/>
               </w:rPr>
-              <w:t>13400000008</w:t>
+              <w:t>PHONE_TEST_08</w:t>
             </w:r>
           </w:p>
         </w:tc>
@@ -1188,7 +1188,7 @@
           <w:b w:val="0"/>
           <w:sz w:val="22"/>
         </w:rPr>
-        <w:t>答：我叫孙模拟，男，29岁，苗族，身份证号码110101199703150064，联系电话13400000008，在测试智能制造有限公司工作，现住测试省测试市演示区云端街60号603室。以上均为虚构测试信息。</w:t>
+        <w:t>答：我叫孙模拟，男，29岁，苗族，身份证号码ID_TEST_CASE_06，联系电话PHONE_TEST_08，在测试智能制造有限公司工作，现住测试省测试市演示区云端街60号603室。以上均为虚构测试信息。</w:t>
       </w:r>
     </w:p>
     <w:p>
@@ -1274,7 +1274,7 @@
           <w:b w:val="0"/>
           <w:sz w:val="22"/>
         </w:rPr>
-        <w:t>答：2026年7月16日18时22分，我在单位加班时接到号码17100000006的电话，对方自称测试电商平台客服，说我购买的耳机存在质量问题，要办理三倍退款。</w:t>
+        <w:t>答：2026年7月16日18时22分，我在单位加班时接到号码PHONE_TEST_11的电话，对方自称测试电商平台客服，说我购买的耳机存在质量问题，要办理三倍退款。</w:t>
       </w:r>
     </w:p>
     <w:p>
@@ -1446,7 +1446,7 @@
           <w:b w:val="0"/>
           <w:sz w:val="22"/>
         </w:rPr>
-        <w:t>答：对方让我打开三个网贷测试APP，声称关闭错误开通的理赔通道，实际分别申请了20000元、30000元和15000元贷款，贷款到账我的测试银行卡6222020200006234572。</w:t>
+        <w:t>答：对方让我打开三个网贷测试APP，声称关闭错误开通的理赔通道，实际分别申请了20000元、30000元和15000元贷款，贷款到账我的测试银行卡CARD_TEST_12。</w:t>
       </w:r>
     </w:p>
     <w:p>
@@ -1489,7 +1489,7 @@
           <w:b w:val="0"/>
           <w:sz w:val="22"/>
         </w:rPr>
-        <w:t>答：19时06分，手机银行转账20000元至测试卡6222020200003333606，户名李模拟，流水号：TEST202607160601。</w:t>
+        <w:t>答：19时06分，手机银行转账20000元至测试卡CARD_TEST_08，户名李模拟，流水号：TEST202607160601。</w:t>
       </w:r>
     </w:p>
     <w:p>
@@ -1575,7 +1575,7 @@
           <w:b w:val="0"/>
           <w:sz w:val="22"/>
         </w:rPr>
-        <w:t>答：19时31分，对方远程控制办公电脑将15000元转至测试卡6222020200003334607，户名吴案例，流水号：TEST202607160603。</w:t>
+        <w:t>答：19时31分，对方远程控制办公电脑将15000元转至测试卡CARD_TEST_09，户名吴案例，流水号：TEST202607160603。</w:t>
       </w:r>
     </w:p>
     <w:p>
